--- a/samples/review-sample.docx
+++ b/samples/review-sample.docx
@@ -3,9 +3,15 @@
 <w:document xmlns:wpc="http://schemas.microsoft.com/office/word/2010/wordprocessingCanvas" xmlns:mo="http://schemas.microsoft.com/office/mac/office/2008/main" xmlns:mc="http://schemas.openxmlformats.org/markup-compatibility/2006" xmlns:mv="urn:schemas-microsoft-com:mac:vml" xmlns:o="urn:schemas-microsoft-com:office:office" xmlns:r="http://schemas.openxmlformats.org/officeDocument/2006/relationships" xmlns:m="http://schemas.openxmlformats.org/officeDocument/2006/math" xmlns:v="urn:schemas-microsoft-com:vml" xmlns:wp14="http://schemas.microsoft.com/office/word/2010/wordprocessingDrawing" xmlns:wp="http://schemas.openxmlformats.org/drawingml/2006/wordprocessingDrawing" xmlns:w10="urn:schemas-microsoft-com:office:word" xmlns:w="http://schemas.openxmlformats.org/wordprocessingml/2006/main" xmlns:w14="http://schemas.microsoft.com/office/word/2010/wordml" xmlns:wpg="http://schemas.microsoft.com/office/word/2010/wordprocessingGroup" xmlns:wpi="http://schemas.microsoft.com/office/word/2010/wordprocessingInk" xmlns:wne="http://schemas.microsoft.com/office/word/2006/wordml" xmlns:wps="http://schemas.microsoft.com/office/word/2010/wordprocessingShape" mc:Ignorable="w14 wp14">
   <w:body>
     <w:p>
+      <w:pPr>
+        <w:spacing w:after="0"/>
+        <w:pBdr>
+          <w:bottom w:val="single" w:sz="12" w:space="6" w:color="1F6FEB"/>
+        </w:pBdr>
+      </w:pPr>
       <w:r>
         <w:rPr>
-          <w:rFonts w:ascii="Calibri" w:hAnsi="Calibri" w:eastAsia="Microsoft YaHei"/>
+          <w:rFonts w:ascii="Calibri" w:hAnsi="Calibri" w:eastAsia="Calibri"/>
           <w:b/>
           <w:color w:val="1F6FEB"/>
           <w:sz w:val="22"/>
@@ -14,91 +20,25 @@
       </w:r>
       <w:r>
         <w:rPr>
-          <w:rFonts w:ascii="Calibri" w:hAnsi="Calibri" w:eastAsia="Microsoft YaHei"/>
+          <w:rFonts w:ascii="Calibri" w:hAnsi="Calibri" w:eastAsia="Calibri"/>
           <w:color w:val="5B6B7F"/>
-          <w:sz w:val="19"/>
+          <w:sz w:val="18"/>
         </w:rPr>
-        <w:t xml:space="preserve">   ·   ISO/IEC 17025:2017 toolkit</w:t>
+        <w:t xml:space="preserve">   |   ISO/IEC 17025:2017 toolkit   |   Compliance Review</w:t>
       </w:r>
     </w:p>
     <w:p>
       <w:pPr>
-        <w:spacing w:before="40" w:after="40"/>
+        <w:spacing w:before="200" w:after="40"/>
       </w:pPr>
       <w:r>
         <w:rPr>
-          <w:rFonts w:ascii="Calibri" w:hAnsi="Calibri" w:eastAsia="Microsoft YaHei"/>
+          <w:rFonts w:ascii="Calibri" w:hAnsi="Calibri" w:eastAsia="Calibri"/>
           <w:b/>
           <w:color w:val="0F2A4A"/>
-          <w:sz w:val="40"/>
+          <w:sz w:val="38"/>
         </w:rPr>
         <w:t>ISO/IEC 17025:2017 Compliance Review</w:t>
-      </w:r>
-    </w:p>
-    <w:p>
-      <w:r>
-        <w:rPr>
-          <w:rFonts w:ascii="Calibri" w:hAnsi="Calibri" w:eastAsia="Microsoft YaHei"/>
-          <w:b/>
-          <w:color w:val="0F2A4A"/>
-          <w:sz w:val="26"/>
-        </w:rPr>
-        <w:t>合规审查（样例）</w:t>
-      </w:r>
-    </w:p>
-    <w:p>
-      <w:r>
-        <w:rPr>
-          <w:rFonts w:ascii="Calibri" w:hAnsi="Calibri" w:eastAsia="Microsoft YaHei"/>
-          <w:color w:val="5B6B7F"/>
-          <w:sz w:val="20"/>
-        </w:rPr>
-        <w:t>Sample gap &amp; corrective-action structure — generic, not tailored to any document.   差距与整改结构示意——通用版，非针对任何文件。</w:t>
-      </w:r>
-    </w:p>
-    <w:p/>
-    <w:p>
-      <w:pPr w:spacing="120">
-        <w:shd w:val="clear" w:color="auto" w:fill="FFF7ED"/>
-        <w:pBdr>
-          <w:left w:val="single" w:sz="24" w:space="8" w:color="F59E0B"/>
-        </w:pBdr>
-      </w:pPr>
-      <w:r>
-        <w:rPr>
-          <w:rFonts w:ascii="Calibri" w:hAnsi="Calibri" w:eastAsia="Microsoft YaHei"/>
-          <w:b/>
-          <w:color w:val="B45309"/>
-          <w:sz w:val="22"/>
-        </w:rPr>
-        <w:t>DEMO SAMPLE · 样例 · 非完整交付物</w:t>
-        <w:br/>
-      </w:r>
-      <w:r>
-        <w:rPr>
-          <w:rFonts w:ascii="Calibri" w:hAnsi="Calibri" w:eastAsia="Microsoft YaHei"/>
-          <w:color w:val="B45309"/>
-          <w:sz w:val="20"/>
-        </w:rPr>
-        <w:t>This is a GENERIC sample showing the structure of a LabKitPro Compliance Review. The full version is built from your self-assessment ratings and your country / body / industry context.</w:t>
-        <w:br/>
-        <w:t>这是通用样例，展示合规审查的结构。完整版基于你的逐项自评与所选国家 / 机构 / 行业上下文生成。</w:t>
-      </w:r>
-    </w:p>
-    <w:p>
-      <w:pPr>
-        <w:pBdr>
-          <w:bottom w:val="single" w:sz="6" w:space="4" w:color="0F2A4A"/>
-        </w:pBdr>
-      </w:pPr>
-      <w:r>
-        <w:rPr>
-          <w:rFonts w:ascii="Calibri" w:hAnsi="Calibri" w:eastAsia="Microsoft YaHei"/>
-          <w:b/>
-          <w:color w:val="0F2A4A"/>
-          <w:sz w:val="28"/>
-        </w:rPr>
-        <w:t>1 · Purpose  /  一、用途</w:t>
       </w:r>
     </w:p>
     <w:p>
@@ -107,35 +47,604 @@
       </w:pPr>
       <w:r>
         <w:rPr>
-          <w:rFonts w:ascii="Calibri" w:hAnsi="Calibri" w:eastAsia="Microsoft YaHei"/>
-          <w:b w:val="0"/>
+          <w:rFonts w:ascii="Calibri" w:hAnsi="Calibri" w:eastAsia="Calibri"/>
+          <w:i/>
+          <w:color w:val="5B6B7F"/>
+          <w:sz w:val="20"/>
+        </w:rPr>
+        <w:t>FR-25 internal-audit checklist · generic gap analysis · not tailored to any document</w:t>
+      </w:r>
+    </w:p>
+    <w:p/>
+    <w:p>
+      <w:pPr w:spacing="160">
+        <w:spacing w:before="40" w:after="240"/>
+        <w:shd w:val="clear" w:color="auto" w:fill="FFF7ED"/>
+        <w:pBdr>
+          <w:left w:val="single" w:sz="30" w:space="6" w:color="F59E0B"/>
+        </w:pBdr>
+      </w:pPr>
+      <w:r>
+        <w:rPr>
+          <w:rFonts w:ascii="Calibri" w:hAnsi="Calibri" w:eastAsia="Calibri"/>
+          <w:b/>
+          <w:color w:val="B45309"/>
           <w:sz w:val="21"/>
         </w:rPr>
-        <w:t>Clause-by-clause self-assessment against the FR-25 internal-audit checklist (119 items), with a gap &amp; corrective-action list.</w:t>
+        <w:t>DEMO SAMPLE — what this file is</w:t>
+        <w:br/>
       </w:r>
       <w:r>
         <w:rPr>
-          <w:rFonts w:ascii="Calibri" w:hAnsi="Calibri" w:eastAsia="Microsoft YaHei"/>
-          <w:b w:val="0"/>
-          <w:sz w:val="21"/>
+          <w:rFonts w:ascii="Calibri" w:hAnsi="Calibri" w:eastAsia="Calibri"/>
+          <w:color w:val="B45309"/>
+          <w:sz w:val="19"/>
         </w:rPr>
-        <w:t xml:space="preserve">  对照 FR-25 内审检查表（119 项）逐项自评，产出差距与整改清单。</w:t>
+        <w:t>A generic sample showing the structure of a LabKitPro Compliance Review. The paid full version is built from your self-assessment ratings and your country / body / industry context.</w:t>
       </w:r>
     </w:p>
     <w:p>
       <w:pPr>
+        <w:spacing w:before="280" w:after="100"/>
         <w:pBdr>
-          <w:bottom w:val="single" w:sz="6" w:space="4" w:color="0F2A4A"/>
+          <w:bottom w:val="single" w:sz="6" w:space="6" w:color="0F2A4A"/>
         </w:pBdr>
       </w:pPr>
       <w:r>
         <w:rPr>
-          <w:rFonts w:ascii="Calibri" w:hAnsi="Calibri" w:eastAsia="Microsoft YaHei"/>
+          <w:rFonts w:ascii="Calibri" w:hAnsi="Calibri" w:eastAsia="Calibri"/>
           <w:b/>
           <w:color w:val="0F2A4A"/>
-          <w:sz w:val="28"/>
+          <w:sz w:val="27"/>
         </w:rPr>
-        <w:t>2 · Sample gap &amp; corrective-action list  /  二、差距整改清单（示例）</w:t>
+        <w:t>1  Purpose</w:t>
+      </w:r>
+    </w:p>
+    <w:p>
+      <w:pPr>
+        <w:spacing w:after="100" w:line="269" w:lineRule="auto"/>
+      </w:pPr>
+      <w:r>
+        <w:rPr>
+          <w:rFonts w:ascii="Calibri" w:hAnsi="Calibri" w:eastAsia="Calibri"/>
+          <w:b w:val="0"/>
+          <w:i w:val="0"/>
+          <w:color w:val="14202E"/>
+          <w:sz w:val="21"/>
+        </w:rPr>
+        <w:t>Clause-by-clause self-assessment against the FR-25 internal-audit checklist (119 items) of ISO/IEC 17025:2017, producing a gap and corrective-action list mapped to the laboratory’s own documents.</w:t>
+      </w:r>
+    </w:p>
+    <w:p>
+      <w:pPr>
+        <w:spacing w:before="280" w:after="100"/>
+        <w:pBdr>
+          <w:bottom w:val="single" w:sz="6" w:space="6" w:color="0F2A4A"/>
+        </w:pBdr>
+      </w:pPr>
+      <w:r>
+        <w:rPr>
+          <w:rFonts w:ascii="Calibri" w:hAnsi="Calibri" w:eastAsia="Calibri"/>
+          <w:b/>
+          <w:color w:val="0F2A4A"/>
+          <w:sz w:val="27"/>
+        </w:rPr>
+        <w:t>2  Readiness summary (sample)</w:t>
+      </w:r>
+    </w:p>
+    <w:tbl>
+      <w:tblPr>
+        <w:tblStyle w:val="TableGrid"/>
+        <w:tblW w:type="auto" w:w="0"/>
+        <w:jc w:val="center"/>
+        <w:tblLook w:firstColumn="1" w:firstRow="1" w:lastColumn="0" w:lastRow="0" w:noHBand="0" w:noVBand="1" w:val="04A0"/>
+      </w:tblPr>
+      <w:tblGrid>
+        <w:gridCol w:w="2412"/>
+        <w:gridCol w:w="2412"/>
+        <w:gridCol w:w="2412"/>
+        <w:gridCol w:w="2412"/>
+      </w:tblGrid>
+      <w:tr>
+        <w:tc>
+          <w:tcPr>
+            <w:tcW w:type="dxa" w:w="2448"/>
+            <w:shd w:val="clear" w:color="auto" w:fill="0F2A4A"/>
+          </w:tcPr>
+          <w:p>
+            <w:pPr>
+              <w:spacing w:after="0"/>
+            </w:pPr>
+            <w:r/>
+            <w:r>
+              <w:rPr>
+                <w:rFonts w:ascii="Calibri" w:hAnsi="Calibri" w:eastAsia="Calibri"/>
+                <w:b/>
+                <w:color w:val="FFFFFF"/>
+                <w:sz w:val="18"/>
+              </w:rPr>
+              <w:t>Area</w:t>
+            </w:r>
+          </w:p>
+        </w:tc>
+        <w:tc>
+          <w:tcPr>
+            <w:tcW w:type="dxa" w:w="1296"/>
+            <w:shd w:val="clear" w:color="auto" w:fill="0F2A4A"/>
+          </w:tcPr>
+          <w:p>
+            <w:pPr>
+              <w:spacing w:after="0"/>
+            </w:pPr>
+            <w:r/>
+            <w:r>
+              <w:rPr>
+                <w:rFonts w:ascii="Calibri" w:hAnsi="Calibri" w:eastAsia="Calibri"/>
+                <w:b/>
+                <w:color w:val="FFFFFF"/>
+                <w:sz w:val="18"/>
+              </w:rPr>
+              <w:t>Items</w:t>
+            </w:r>
+          </w:p>
+        </w:tc>
+        <w:tc>
+          <w:tcPr>
+            <w:tcW w:type="dxa" w:w="1728"/>
+            <w:shd w:val="clear" w:color="auto" w:fill="0F2A4A"/>
+          </w:tcPr>
+          <w:p>
+            <w:pPr>
+              <w:spacing w:after="0"/>
+            </w:pPr>
+            <w:r/>
+            <w:r>
+              <w:rPr>
+                <w:rFonts w:ascii="Calibri" w:hAnsi="Calibri" w:eastAsia="Calibri"/>
+                <w:b/>
+                <w:color w:val="FFFFFF"/>
+                <w:sz w:val="18"/>
+              </w:rPr>
+              <w:t>Compliant</w:t>
+            </w:r>
+          </w:p>
+        </w:tc>
+        <w:tc>
+          <w:tcPr>
+            <w:tcW w:type="dxa" w:w="1728"/>
+            <w:shd w:val="clear" w:color="auto" w:fill="0F2A4A"/>
+          </w:tcPr>
+          <w:p>
+            <w:pPr>
+              <w:spacing w:after="0"/>
+            </w:pPr>
+            <w:r/>
+            <w:r>
+              <w:rPr>
+                <w:rFonts w:ascii="Calibri" w:hAnsi="Calibri" w:eastAsia="Calibri"/>
+                <w:b/>
+                <w:color w:val="FFFFFF"/>
+                <w:sz w:val="18"/>
+              </w:rPr>
+              <w:t>Readiness</w:t>
+            </w:r>
+          </w:p>
+        </w:tc>
+      </w:tr>
+      <w:tr>
+        <w:tc>
+          <w:tcPr>
+            <w:tcW w:type="dxa" w:w="2448"/>
+          </w:tcPr>
+          <w:p>
+            <w:pPr>
+              <w:spacing w:after="0"/>
+            </w:pPr>
+            <w:r/>
+            <w:r>
+              <w:rPr>
+                <w:rFonts w:ascii="Calibri" w:hAnsi="Calibri" w:eastAsia="Calibri"/>
+                <w:color w:val="14202E"/>
+                <w:sz w:val="18"/>
+              </w:rPr>
+              <w:t>§4 General</w:t>
+            </w:r>
+          </w:p>
+        </w:tc>
+        <w:tc>
+          <w:tcPr>
+            <w:tcW w:type="dxa" w:w="1296"/>
+          </w:tcPr>
+          <w:p>
+            <w:pPr>
+              <w:spacing w:after="0"/>
+            </w:pPr>
+            <w:r/>
+            <w:r>
+              <w:rPr>
+                <w:rFonts w:ascii="Calibri" w:hAnsi="Calibri" w:eastAsia="Calibri"/>
+                <w:color w:val="14202E"/>
+                <w:sz w:val="18"/>
+              </w:rPr>
+              <w:t>8</w:t>
+            </w:r>
+          </w:p>
+        </w:tc>
+        <w:tc>
+          <w:tcPr>
+            <w:tcW w:type="dxa" w:w="1728"/>
+          </w:tcPr>
+          <w:p>
+            <w:pPr>
+              <w:spacing w:after="0"/>
+            </w:pPr>
+            <w:r/>
+            <w:r>
+              <w:rPr>
+                <w:rFonts w:ascii="Calibri" w:hAnsi="Calibri" w:eastAsia="Calibri"/>
+                <w:color w:val="14202E"/>
+                <w:sz w:val="18"/>
+              </w:rPr>
+              <w:t>7</w:t>
+            </w:r>
+          </w:p>
+        </w:tc>
+        <w:tc>
+          <w:tcPr>
+            <w:tcW w:type="dxa" w:w="1728"/>
+          </w:tcPr>
+          <w:p>
+            <w:pPr>
+              <w:spacing w:after="0"/>
+            </w:pPr>
+            <w:r/>
+            <w:r>
+              <w:rPr>
+                <w:rFonts w:ascii="Calibri" w:hAnsi="Calibri" w:eastAsia="Calibri"/>
+                <w:color w:val="14202E"/>
+                <w:sz w:val="18"/>
+              </w:rPr>
+              <w:t>88%</w:t>
+            </w:r>
+          </w:p>
+        </w:tc>
+      </w:tr>
+      <w:tr>
+        <w:tc>
+          <w:tcPr>
+            <w:tcW w:type="dxa" w:w="2448"/>
+            <w:shd w:val="clear" w:color="auto" w:fill="F3F7FC"/>
+          </w:tcPr>
+          <w:p>
+            <w:pPr>
+              <w:spacing w:after="0"/>
+            </w:pPr>
+            <w:r/>
+            <w:r>
+              <w:rPr>
+                <w:rFonts w:ascii="Calibri" w:hAnsi="Calibri" w:eastAsia="Calibri"/>
+                <w:color w:val="14202E"/>
+                <w:sz w:val="18"/>
+              </w:rPr>
+              <w:t>§5 Structural</w:t>
+            </w:r>
+          </w:p>
+        </w:tc>
+        <w:tc>
+          <w:tcPr>
+            <w:tcW w:type="dxa" w:w="1296"/>
+            <w:shd w:val="clear" w:color="auto" w:fill="F3F7FC"/>
+          </w:tcPr>
+          <w:p>
+            <w:pPr>
+              <w:spacing w:after="0"/>
+            </w:pPr>
+            <w:r/>
+            <w:r>
+              <w:rPr>
+                <w:rFonts w:ascii="Calibri" w:hAnsi="Calibri" w:eastAsia="Calibri"/>
+                <w:color w:val="14202E"/>
+                <w:sz w:val="18"/>
+              </w:rPr>
+              <w:t>6</w:t>
+            </w:r>
+          </w:p>
+        </w:tc>
+        <w:tc>
+          <w:tcPr>
+            <w:tcW w:type="dxa" w:w="1728"/>
+            <w:shd w:val="clear" w:color="auto" w:fill="F3F7FC"/>
+          </w:tcPr>
+          <w:p>
+            <w:pPr>
+              <w:spacing w:after="0"/>
+            </w:pPr>
+            <w:r/>
+            <w:r>
+              <w:rPr>
+                <w:rFonts w:ascii="Calibri" w:hAnsi="Calibri" w:eastAsia="Calibri"/>
+                <w:color w:val="14202E"/>
+                <w:sz w:val="18"/>
+              </w:rPr>
+              <w:t>5</w:t>
+            </w:r>
+          </w:p>
+        </w:tc>
+        <w:tc>
+          <w:tcPr>
+            <w:tcW w:type="dxa" w:w="1728"/>
+            <w:shd w:val="clear" w:color="auto" w:fill="F3F7FC"/>
+          </w:tcPr>
+          <w:p>
+            <w:pPr>
+              <w:spacing w:after="0"/>
+            </w:pPr>
+            <w:r/>
+            <w:r>
+              <w:rPr>
+                <w:rFonts w:ascii="Calibri" w:hAnsi="Calibri" w:eastAsia="Calibri"/>
+                <w:color w:val="14202E"/>
+                <w:sz w:val="18"/>
+              </w:rPr>
+              <w:t>83%</w:t>
+            </w:r>
+          </w:p>
+        </w:tc>
+      </w:tr>
+      <w:tr>
+        <w:tc>
+          <w:tcPr>
+            <w:tcW w:type="dxa" w:w="2448"/>
+          </w:tcPr>
+          <w:p>
+            <w:pPr>
+              <w:spacing w:after="0"/>
+            </w:pPr>
+            <w:r/>
+            <w:r>
+              <w:rPr>
+                <w:rFonts w:ascii="Calibri" w:hAnsi="Calibri" w:eastAsia="Calibri"/>
+                <w:color w:val="14202E"/>
+                <w:sz w:val="18"/>
+              </w:rPr>
+              <w:t>§6 Resource</w:t>
+            </w:r>
+          </w:p>
+        </w:tc>
+        <w:tc>
+          <w:tcPr>
+            <w:tcW w:type="dxa" w:w="1296"/>
+          </w:tcPr>
+          <w:p>
+            <w:pPr>
+              <w:spacing w:after="0"/>
+            </w:pPr>
+            <w:r/>
+            <w:r>
+              <w:rPr>
+                <w:rFonts w:ascii="Calibri" w:hAnsi="Calibri" w:eastAsia="Calibri"/>
+                <w:color w:val="14202E"/>
+                <w:sz w:val="18"/>
+              </w:rPr>
+              <w:t>24</w:t>
+            </w:r>
+          </w:p>
+        </w:tc>
+        <w:tc>
+          <w:tcPr>
+            <w:tcW w:type="dxa" w:w="1728"/>
+          </w:tcPr>
+          <w:p>
+            <w:pPr>
+              <w:spacing w:after="0"/>
+            </w:pPr>
+            <w:r/>
+            <w:r>
+              <w:rPr>
+                <w:rFonts w:ascii="Calibri" w:hAnsi="Calibri" w:eastAsia="Calibri"/>
+                <w:color w:val="14202E"/>
+                <w:sz w:val="18"/>
+              </w:rPr>
+              <w:t>15</w:t>
+            </w:r>
+          </w:p>
+        </w:tc>
+        <w:tc>
+          <w:tcPr>
+            <w:tcW w:type="dxa" w:w="1728"/>
+          </w:tcPr>
+          <w:p>
+            <w:pPr>
+              <w:spacing w:after="0"/>
+            </w:pPr>
+            <w:r/>
+            <w:r>
+              <w:rPr>
+                <w:rFonts w:ascii="Calibri" w:hAnsi="Calibri" w:eastAsia="Calibri"/>
+                <w:color w:val="14202E"/>
+                <w:sz w:val="18"/>
+              </w:rPr>
+              <w:t>63%</w:t>
+            </w:r>
+          </w:p>
+        </w:tc>
+      </w:tr>
+      <w:tr>
+        <w:tc>
+          <w:tcPr>
+            <w:tcW w:type="dxa" w:w="2448"/>
+            <w:shd w:val="clear" w:color="auto" w:fill="F3F7FC"/>
+          </w:tcPr>
+          <w:p>
+            <w:pPr>
+              <w:spacing w:after="0"/>
+            </w:pPr>
+            <w:r/>
+            <w:r>
+              <w:rPr>
+                <w:rFonts w:ascii="Calibri" w:hAnsi="Calibri" w:eastAsia="Calibri"/>
+                <w:color w:val="14202E"/>
+                <w:sz w:val="18"/>
+              </w:rPr>
+              <w:t>§7 Process</w:t>
+            </w:r>
+          </w:p>
+        </w:tc>
+        <w:tc>
+          <w:tcPr>
+            <w:tcW w:type="dxa" w:w="1296"/>
+            <w:shd w:val="clear" w:color="auto" w:fill="F3F7FC"/>
+          </w:tcPr>
+          <w:p>
+            <w:pPr>
+              <w:spacing w:after="0"/>
+            </w:pPr>
+            <w:r/>
+            <w:r>
+              <w:rPr>
+                <w:rFonts w:ascii="Calibri" w:hAnsi="Calibri" w:eastAsia="Calibri"/>
+                <w:color w:val="14202E"/>
+                <w:sz w:val="18"/>
+              </w:rPr>
+              <w:t>49</w:t>
+            </w:r>
+          </w:p>
+        </w:tc>
+        <w:tc>
+          <w:tcPr>
+            <w:tcW w:type="dxa" w:w="1728"/>
+            <w:shd w:val="clear" w:color="auto" w:fill="F3F7FC"/>
+          </w:tcPr>
+          <w:p>
+            <w:pPr>
+              <w:spacing w:after="0"/>
+            </w:pPr>
+            <w:r/>
+            <w:r>
+              <w:rPr>
+                <w:rFonts w:ascii="Calibri" w:hAnsi="Calibri" w:eastAsia="Calibri"/>
+                <w:color w:val="14202E"/>
+                <w:sz w:val="18"/>
+              </w:rPr>
+              <w:t>30</w:t>
+            </w:r>
+          </w:p>
+        </w:tc>
+        <w:tc>
+          <w:tcPr>
+            <w:tcW w:type="dxa" w:w="1728"/>
+            <w:shd w:val="clear" w:color="auto" w:fill="F3F7FC"/>
+          </w:tcPr>
+          <w:p>
+            <w:pPr>
+              <w:spacing w:after="0"/>
+            </w:pPr>
+            <w:r/>
+            <w:r>
+              <w:rPr>
+                <w:rFonts w:ascii="Calibri" w:hAnsi="Calibri" w:eastAsia="Calibri"/>
+                <w:color w:val="14202E"/>
+                <w:sz w:val="18"/>
+              </w:rPr>
+              <w:t>61%</w:t>
+            </w:r>
+          </w:p>
+        </w:tc>
+      </w:tr>
+      <w:tr>
+        <w:tc>
+          <w:tcPr>
+            <w:tcW w:type="dxa" w:w="2448"/>
+          </w:tcPr>
+          <w:p>
+            <w:pPr>
+              <w:spacing w:after="0"/>
+            </w:pPr>
+            <w:r/>
+            <w:r>
+              <w:rPr>
+                <w:rFonts w:ascii="Calibri" w:hAnsi="Calibri" w:eastAsia="Calibri"/>
+                <w:color w:val="14202E"/>
+                <w:sz w:val="18"/>
+              </w:rPr>
+              <w:t>§8 Management</w:t>
+            </w:r>
+          </w:p>
+        </w:tc>
+        <w:tc>
+          <w:tcPr>
+            <w:tcW w:type="dxa" w:w="1296"/>
+          </w:tcPr>
+          <w:p>
+            <w:pPr>
+              <w:spacing w:after="0"/>
+            </w:pPr>
+            <w:r/>
+            <w:r>
+              <w:rPr>
+                <w:rFonts w:ascii="Calibri" w:hAnsi="Calibri" w:eastAsia="Calibri"/>
+                <w:color w:val="14202E"/>
+                <w:sz w:val="18"/>
+              </w:rPr>
+              <w:t>32</w:t>
+            </w:r>
+          </w:p>
+        </w:tc>
+        <w:tc>
+          <w:tcPr>
+            <w:tcW w:type="dxa" w:w="1728"/>
+          </w:tcPr>
+          <w:p>
+            <w:pPr>
+              <w:spacing w:after="0"/>
+            </w:pPr>
+            <w:r/>
+            <w:r>
+              <w:rPr>
+                <w:rFonts w:ascii="Calibri" w:hAnsi="Calibri" w:eastAsia="Calibri"/>
+                <w:color w:val="14202E"/>
+                <w:sz w:val="18"/>
+              </w:rPr>
+              <w:t>22</w:t>
+            </w:r>
+          </w:p>
+        </w:tc>
+        <w:tc>
+          <w:tcPr>
+            <w:tcW w:type="dxa" w:w="1728"/>
+          </w:tcPr>
+          <w:p>
+            <w:pPr>
+              <w:spacing w:after="0"/>
+            </w:pPr>
+            <w:r/>
+            <w:r>
+              <w:rPr>
+                <w:rFonts w:ascii="Calibri" w:hAnsi="Calibri" w:eastAsia="Calibri"/>
+                <w:color w:val="14202E"/>
+                <w:sz w:val="18"/>
+              </w:rPr>
+              <w:t>69%</w:t>
+            </w:r>
+          </w:p>
+        </w:tc>
+      </w:tr>
+    </w:tbl>
+    <w:p>
+      <w:pPr>
+        <w:spacing w:before="280" w:after="100"/>
+        <w:pBdr>
+          <w:bottom w:val="single" w:sz="6" w:space="6" w:color="0F2A4A"/>
+        </w:pBdr>
+      </w:pPr>
+      <w:r>
+        <w:rPr>
+          <w:rFonts w:ascii="Calibri" w:hAnsi="Calibri" w:eastAsia="Calibri"/>
+          <w:b/>
+          <w:color w:val="0F2A4A"/>
+          <w:sz w:val="27"/>
+        </w:rPr>
+        <w:t>3  Sample gap and corrective-action list</w:t>
       </w:r>
     </w:p>
     <w:tbl>
@@ -154,18 +663,19 @@
         <w:tc>
           <w:tcPr>
             <w:tcW w:type="dxa" w:w="1152"/>
+            <w:shd w:val="clear" w:color="auto" w:fill="0F2A4A"/>
           </w:tcPr>
           <w:p>
             <w:pPr>
-              <w:shd w:val="clear" w:color="auto" w:fill="0F2A4A"/>
+              <w:spacing w:after="0"/>
             </w:pPr>
             <w:r/>
             <w:r>
               <w:rPr>
-                <w:rFonts w:ascii="Calibri" w:hAnsi="Calibri" w:eastAsia="Microsoft YaHei"/>
+                <w:rFonts w:ascii="Calibri" w:hAnsi="Calibri" w:eastAsia="Calibri"/>
                 <w:b/>
                 <w:color w:val="FFFFFF"/>
-                <w:sz w:val="19"/>
+                <w:sz w:val="18"/>
               </w:rPr>
               <w:t>Clause</w:t>
             </w:r>
@@ -174,18 +684,19 @@
         <w:tc>
           <w:tcPr>
             <w:tcW w:type="dxa" w:w="4032"/>
+            <w:shd w:val="clear" w:color="auto" w:fill="0F2A4A"/>
           </w:tcPr>
           <w:p>
             <w:pPr>
-              <w:shd w:val="clear" w:color="auto" w:fill="0F2A4A"/>
+              <w:spacing w:after="0"/>
             </w:pPr>
             <w:r/>
             <w:r>
               <w:rPr>
-                <w:rFonts w:ascii="Calibri" w:hAnsi="Calibri" w:eastAsia="Microsoft YaHei"/>
+                <w:rFonts w:ascii="Calibri" w:hAnsi="Calibri" w:eastAsia="Calibri"/>
                 <w:b/>
                 <w:color w:val="FFFFFF"/>
-                <w:sz w:val="19"/>
+                <w:sz w:val="18"/>
               </w:rPr>
               <w:t>Finding (sample)</w:t>
             </w:r>
@@ -193,19 +704,20 @@
         </w:tc>
         <w:tc>
           <w:tcPr>
-            <w:tcW w:type="dxa" w:w="3168"/>
+            <w:tcW w:type="dxa" w:w="3456"/>
+            <w:shd w:val="clear" w:color="auto" w:fill="0F2A4A"/>
           </w:tcPr>
           <w:p>
             <w:pPr>
-              <w:shd w:val="clear" w:color="auto" w:fill="0F2A4A"/>
+              <w:spacing w:after="0"/>
             </w:pPr>
             <w:r/>
             <w:r>
               <w:rPr>
-                <w:rFonts w:ascii="Calibri" w:hAnsi="Calibri" w:eastAsia="Microsoft YaHei"/>
+                <w:rFonts w:ascii="Calibri" w:hAnsi="Calibri" w:eastAsia="Calibri"/>
                 <w:b/>
                 <w:color w:val="FFFFFF"/>
-                <w:sz w:val="19"/>
+                <w:sz w:val="18"/>
               </w:rPr>
               <w:t>Required evidence</w:t>
             </w:r>
@@ -218,12 +730,15 @@
             <w:tcW w:type="dxa" w:w="1152"/>
           </w:tcPr>
           <w:p>
+            <w:pPr>
+              <w:spacing w:after="0"/>
+            </w:pPr>
             <w:r/>
             <w:r>
               <w:rPr>
-                <w:rFonts w:ascii="Calibri" w:hAnsi="Calibri" w:eastAsia="Microsoft YaHei"/>
+                <w:rFonts w:ascii="Calibri" w:hAnsi="Calibri" w:eastAsia="Calibri"/>
                 <w:color w:val="14202E"/>
-                <w:sz w:val="19"/>
+                <w:sz w:val="18"/>
               </w:rPr>
               <w:t>§6.2</w:t>
             </w:r>
@@ -234,12 +749,15 @@
             <w:tcW w:type="dxa" w:w="4032"/>
           </w:tcPr>
           <w:p>
+            <w:pPr>
+              <w:spacing w:after="0"/>
+            </w:pPr>
             <w:r/>
             <w:r>
               <w:rPr>
-                <w:rFonts w:ascii="Calibri" w:hAnsi="Calibri" w:eastAsia="Microsoft YaHei"/>
+                <w:rFonts w:ascii="Calibri" w:hAnsi="Calibri" w:eastAsia="Calibri"/>
                 <w:color w:val="14202E"/>
-                <w:sz w:val="19"/>
+                <w:sz w:val="18"/>
               </w:rPr>
               <w:t>Personnel competence records incomplete</w:t>
             </w:r>
@@ -247,17 +765,82 @@
         </w:tc>
         <w:tc>
           <w:tcPr>
-            <w:tcW w:type="dxa" w:w="3168"/>
+            <w:tcW w:type="dxa" w:w="3456"/>
           </w:tcPr>
           <w:p>
+            <w:pPr>
+              <w:spacing w:after="0"/>
+            </w:pPr>
             <w:r/>
             <w:r>
               <w:rPr>
-                <w:rFonts w:ascii="Calibri" w:hAnsi="Calibri" w:eastAsia="Microsoft YaHei"/>
+                <w:rFonts w:ascii="Calibri" w:hAnsi="Calibri" w:eastAsia="Calibri"/>
                 <w:color w:val="14202E"/>
-                <w:sz w:val="19"/>
+                <w:sz w:val="18"/>
               </w:rPr>
-              <w:t>Training &amp; authorisation log</w:t>
+              <w:t>Training and authorisation log</w:t>
+            </w:r>
+          </w:p>
+        </w:tc>
+      </w:tr>
+      <w:tr>
+        <w:tc>
+          <w:tcPr>
+            <w:tcW w:type="dxa" w:w="1152"/>
+            <w:shd w:val="clear" w:color="auto" w:fill="F3F7FC"/>
+          </w:tcPr>
+          <w:p>
+            <w:pPr>
+              <w:spacing w:after="0"/>
+            </w:pPr>
+            <w:r/>
+            <w:r>
+              <w:rPr>
+                <w:rFonts w:ascii="Calibri" w:hAnsi="Calibri" w:eastAsia="Calibri"/>
+                <w:color w:val="14202E"/>
+                <w:sz w:val="18"/>
+              </w:rPr>
+              <w:t>§7.2</w:t>
+            </w:r>
+          </w:p>
+        </w:tc>
+        <w:tc>
+          <w:tcPr>
+            <w:tcW w:type="dxa" w:w="4032"/>
+            <w:shd w:val="clear" w:color="auto" w:fill="F3F7FC"/>
+          </w:tcPr>
+          <w:p>
+            <w:pPr>
+              <w:spacing w:after="0"/>
+            </w:pPr>
+            <w:r/>
+            <w:r>
+              <w:rPr>
+                <w:rFonts w:ascii="Calibri" w:hAnsi="Calibri" w:eastAsia="Calibri"/>
+                <w:color w:val="14202E"/>
+                <w:sz w:val="18"/>
+              </w:rPr>
+              <w:t>Method validation evidence thin</w:t>
+            </w:r>
+          </w:p>
+        </w:tc>
+        <w:tc>
+          <w:tcPr>
+            <w:tcW w:type="dxa" w:w="3456"/>
+            <w:shd w:val="clear" w:color="auto" w:fill="F3F7FC"/>
+          </w:tcPr>
+          <w:p>
+            <w:pPr>
+              <w:spacing w:after="0"/>
+            </w:pPr>
+            <w:r/>
+            <w:r>
+              <w:rPr>
+                <w:rFonts w:ascii="Calibri" w:hAnsi="Calibri" w:eastAsia="Calibri"/>
+                <w:color w:val="14202E"/>
+                <w:sz w:val="18"/>
+              </w:rPr>
+              <w:t>Validation report per scope method</w:t>
             </w:r>
           </w:p>
         </w:tc>
@@ -268,62 +851,15 @@
             <w:tcW w:type="dxa" w:w="1152"/>
           </w:tcPr>
           <w:p>
+            <w:pPr>
+              <w:spacing w:after="0"/>
+            </w:pPr>
             <w:r/>
             <w:r>
               <w:rPr>
-                <w:rFonts w:ascii="Calibri" w:hAnsi="Calibri" w:eastAsia="Microsoft YaHei"/>
+                <w:rFonts w:ascii="Calibri" w:hAnsi="Calibri" w:eastAsia="Calibri"/>
                 <w:color w:val="14202E"/>
-                <w:sz w:val="19"/>
-              </w:rPr>
-              <w:t>§7.2</w:t>
-            </w:r>
-          </w:p>
-        </w:tc>
-        <w:tc>
-          <w:tcPr>
-            <w:tcW w:type="dxa" w:w="4032"/>
-          </w:tcPr>
-          <w:p>
-            <w:r/>
-            <w:r>
-              <w:rPr>
-                <w:rFonts w:ascii="Calibri" w:hAnsi="Calibri" w:eastAsia="Microsoft YaHei"/>
-                <w:color w:val="14202E"/>
-                <w:sz w:val="19"/>
-              </w:rPr>
-              <w:t>Method validation evidence thin</w:t>
-            </w:r>
-          </w:p>
-        </w:tc>
-        <w:tc>
-          <w:tcPr>
-            <w:tcW w:type="dxa" w:w="3168"/>
-          </w:tcPr>
-          <w:p>
-            <w:r/>
-            <w:r>
-              <w:rPr>
-                <w:rFonts w:ascii="Calibri" w:hAnsi="Calibri" w:eastAsia="Microsoft YaHei"/>
-                <w:color w:val="14202E"/>
-                <w:sz w:val="19"/>
-              </w:rPr>
-              <w:t>Validation report per scope</w:t>
-            </w:r>
-          </w:p>
-        </w:tc>
-      </w:tr>
-      <w:tr>
-        <w:tc>
-          <w:tcPr>
-            <w:tcW w:type="dxa" w:w="1152"/>
-          </w:tcPr>
-          <w:p>
-            <w:r/>
-            <w:r>
-              <w:rPr>
-                <w:rFonts w:ascii="Calibri" w:hAnsi="Calibri" w:eastAsia="Microsoft YaHei"/>
-                <w:color w:val="14202E"/>
-                <w:sz w:val="19"/>
+                <w:sz w:val="18"/>
               </w:rPr>
               <w:t>§7.7</w:t>
             </w:r>
@@ -334,30 +870,36 @@
             <w:tcW w:type="dxa" w:w="4032"/>
           </w:tcPr>
           <w:p>
+            <w:pPr>
+              <w:spacing w:after="0"/>
+            </w:pPr>
             <w:r/>
             <w:r>
               <w:rPr>
-                <w:rFonts w:ascii="Calibri" w:hAnsi="Calibri" w:eastAsia="Microsoft YaHei"/>
+                <w:rFonts w:ascii="Calibri" w:hAnsi="Calibri" w:eastAsia="Calibri"/>
                 <w:color w:val="14202E"/>
-                <w:sz w:val="19"/>
+                <w:sz w:val="18"/>
               </w:rPr>
-              <w:t>QC / PT coverage partial</w:t>
+              <w:t>QC / proficiency-testing coverage partial</w:t>
             </w:r>
           </w:p>
         </w:tc>
         <w:tc>
           <w:tcPr>
-            <w:tcW w:type="dxa" w:w="3168"/>
+            <w:tcW w:type="dxa" w:w="3456"/>
           </w:tcPr>
           <w:p>
+            <w:pPr>
+              <w:spacing w:after="0"/>
+            </w:pPr>
             <w:r/>
             <w:r>
               <w:rPr>
-                <w:rFonts w:ascii="Calibri" w:hAnsi="Calibri" w:eastAsia="Microsoft YaHei"/>
+                <w:rFonts w:ascii="Calibri" w:hAnsi="Calibri" w:eastAsia="Calibri"/>
                 <w:color w:val="14202E"/>
-                <w:sz w:val="19"/>
+                <w:sz w:val="18"/>
               </w:rPr>
-              <w:t>Control-chart &amp; PT records</w:t>
+              <w:t>Control charts and PT records</w:t>
             </w:r>
           </w:p>
         </w:tc>
@@ -366,14 +908,18 @@
         <w:tc>
           <w:tcPr>
             <w:tcW w:type="dxa" w:w="1152"/>
+            <w:shd w:val="clear" w:color="auto" w:fill="F3F7FC"/>
           </w:tcPr>
           <w:p>
+            <w:pPr>
+              <w:spacing w:after="0"/>
+            </w:pPr>
             <w:r/>
             <w:r>
               <w:rPr>
-                <w:rFonts w:ascii="Calibri" w:hAnsi="Calibri" w:eastAsia="Microsoft YaHei"/>
+                <w:rFonts w:ascii="Calibri" w:hAnsi="Calibri" w:eastAsia="Calibri"/>
                 <w:color w:val="14202E"/>
-                <w:sz w:val="19"/>
+                <w:sz w:val="18"/>
               </w:rPr>
               <w:t>§8.3</w:t>
             </w:r>
@@ -382,14 +928,18 @@
         <w:tc>
           <w:tcPr>
             <w:tcW w:type="dxa" w:w="4032"/>
+            <w:shd w:val="clear" w:color="auto" w:fill="F3F7FC"/>
           </w:tcPr>
           <w:p>
+            <w:pPr>
+              <w:spacing w:after="0"/>
+            </w:pPr>
             <w:r/>
             <w:r>
               <w:rPr>
-                <w:rFonts w:ascii="Calibri" w:hAnsi="Calibri" w:eastAsia="Microsoft YaHei"/>
+                <w:rFonts w:ascii="Calibri" w:hAnsi="Calibri" w:eastAsia="Calibri"/>
                 <w:color w:val="14202E"/>
-                <w:sz w:val="19"/>
+                <w:sz w:val="18"/>
               </w:rPr>
               <w:t>Internal-audit trail sparse</w:t>
             </w:r>
@@ -397,17 +947,21 @@
         </w:tc>
         <w:tc>
           <w:tcPr>
-            <w:tcW w:type="dxa" w:w="3168"/>
+            <w:tcW w:type="dxa" w:w="3456"/>
+            <w:shd w:val="clear" w:color="auto" w:fill="F3F7FC"/>
           </w:tcPr>
           <w:p>
+            <w:pPr>
+              <w:spacing w:after="0"/>
+            </w:pPr>
             <w:r/>
             <w:r>
               <w:rPr>
-                <w:rFonts w:ascii="Calibri" w:hAnsi="Calibri" w:eastAsia="Microsoft YaHei"/>
+                <w:rFonts w:ascii="Calibri" w:hAnsi="Calibri" w:eastAsia="Calibri"/>
                 <w:color w:val="14202E"/>
-                <w:sz w:val="19"/>
+                <w:sz w:val="18"/>
               </w:rPr>
-              <w:t>Audit plan &amp; findings log</w:t>
+              <w:t>Audit plan and findings log</w:t>
             </w:r>
           </w:p>
         </w:tc>
@@ -415,168 +969,156 @@
     </w:tbl>
     <w:p>
       <w:pPr>
+        <w:spacing w:before="280" w:after="100"/>
         <w:pBdr>
-          <w:bottom w:val="single" w:sz="6" w:space="4" w:color="0F2A4A"/>
+          <w:bottom w:val="single" w:sz="6" w:space="6" w:color="0F2A4A"/>
         </w:pBdr>
       </w:pPr>
       <w:r>
         <w:rPr>
-          <w:rFonts w:ascii="Calibri" w:hAnsi="Calibri" w:eastAsia="Microsoft YaHei"/>
+          <w:rFonts w:ascii="Calibri" w:hAnsi="Calibri" w:eastAsia="Calibri"/>
           <w:b/>
           <w:color w:val="0F2A4A"/>
-          <w:sz w:val="28"/>
+          <w:sz w:val="27"/>
         </w:rPr>
-        <w:t>3 · What the FULL version adds  /  三、完整版额外包含</w:t>
+        <w:t>4  What the full deliverable adds</w:t>
       </w:r>
     </w:p>
     <w:p>
       <w:pPr>
         <w:pStyle w:val="ListBullet"/>
-        <w:spacing w:after="40"/>
+        <w:spacing w:after="60"/>
       </w:pPr>
       <w:r>
         <w:rPr>
-          <w:rFonts w:ascii="Calibri" w:hAnsi="Calibri" w:eastAsia="Microsoft YaHei"/>
+          <w:rFonts w:ascii="Calibri" w:hAnsi="Calibri" w:eastAsia="Calibri"/>
           <w:color w:val="5B6B7F"/>
           <w:sz w:val="21"/>
         </w:rPr>
-        <w:t xml:space="preserve">Overall readiness rate and weakest clause, per your ratings —   </w:t>
+        <w:t xml:space="preserve">Your overall readiness rate — </w:t>
       </w:r>
       <w:r>
         <w:rPr>
-          <w:rFonts w:ascii="Calibri" w:hAnsi="Calibri" w:eastAsia="Microsoft YaHei"/>
+          <w:rFonts w:ascii="Calibri" w:hAnsi="Calibri" w:eastAsia="Calibri"/>
+          <w:b/>
           <w:color w:val="0F2A4A"/>
           <w:sz w:val="21"/>
         </w:rPr>
-        <w:t>按你评定的总体符合率与最弱条款</w:t>
+        <w:t>and the weakest clause, computed from your own ratings.</w:t>
       </w:r>
     </w:p>
     <w:p>
       <w:pPr>
         <w:pStyle w:val="ListBullet"/>
-        <w:spacing w:after="40"/>
+        <w:spacing w:after="60"/>
       </w:pPr>
       <w:r>
         <w:rPr>
-          <w:rFonts w:ascii="Calibri" w:hAnsi="Calibri" w:eastAsia="Microsoft YaHei"/>
+          <w:rFonts w:ascii="Calibri" w:hAnsi="Calibri" w:eastAsia="Calibri"/>
           <w:color w:val="5B6B7F"/>
           <w:sz w:val="21"/>
         </w:rPr>
-        <w:t xml:space="preserve">Accreditation-body focus points for YOUR body (A2LA/UKAS/NABL/…) —   </w:t>
+        <w:t xml:space="preserve">Body-specific focus — </w:t>
       </w:r>
       <w:r>
         <w:rPr>
-          <w:rFonts w:ascii="Calibri" w:hAnsi="Calibri" w:eastAsia="Microsoft YaHei"/>
+          <w:rFonts w:ascii="Calibri" w:hAnsi="Calibri" w:eastAsia="Calibri"/>
+          <w:b/>
           <w:color w:val="0F2A4A"/>
           <w:sz w:val="21"/>
         </w:rPr>
-        <w:t>你所属机构的评审关注点</w:t>
+        <w:t>review points for YOUR body (A2LA / UKAS / NABL / …).</w:t>
       </w:r>
     </w:p>
     <w:p>
       <w:pPr>
         <w:pStyle w:val="ListBullet"/>
-        <w:spacing w:after="40"/>
+        <w:spacing w:after="60"/>
       </w:pPr>
       <w:r>
         <w:rPr>
-          <w:rFonts w:ascii="Calibri" w:hAnsi="Calibri" w:eastAsia="Microsoft YaHei"/>
+          <w:rFonts w:ascii="Calibri" w:hAnsi="Calibri" w:eastAsia="Calibri"/>
           <w:color w:val="5B6B7F"/>
           <w:sz w:val="21"/>
         </w:rPr>
-        <w:t xml:space="preserve">Industry-specific focus woven in —   </w:t>
+        <w:t xml:space="preserve">Industry focus woven in — </w:t>
       </w:r>
       <w:r>
         <w:rPr>
-          <w:rFonts w:ascii="Calibri" w:hAnsi="Calibri" w:eastAsia="Microsoft YaHei"/>
+          <w:rFonts w:ascii="Calibri" w:hAnsi="Calibri" w:eastAsia="Calibri"/>
+          <w:b/>
           <w:color w:val="0F2A4A"/>
           <w:sz w:val="21"/>
         </w:rPr>
-        <w:t>嵌入行业领域关注点</w:t>
+        <w:t>so findings reflect your testing or calibration field.</w:t>
       </w:r>
     </w:p>
     <w:p>
       <w:pPr>
         <w:pStyle w:val="ListBullet"/>
-        <w:spacing w:after="40"/>
+        <w:spacing w:after="60"/>
       </w:pPr>
       <w:r>
         <w:rPr>
-          <w:rFonts w:ascii="Calibri" w:hAnsi="Calibri" w:eastAsia="Microsoft YaHei"/>
+          <w:rFonts w:ascii="Calibri" w:hAnsi="Calibri" w:eastAsia="Calibri"/>
           <w:color w:val="5B6B7F"/>
           <w:sz w:val="21"/>
         </w:rPr>
-        <w:t xml:space="preserve">Linked remediation templates from the 87-doc knowledge base —   </w:t>
+        <w:t xml:space="preserve">Linked remediation templates — </w:t>
       </w:r>
       <w:r>
         <w:rPr>
-          <w:rFonts w:ascii="Calibri" w:hAnsi="Calibri" w:eastAsia="Microsoft YaHei"/>
+          <w:rFonts w:ascii="Calibri" w:hAnsi="Calibri" w:eastAsia="Calibri"/>
+          <w:b/>
           <w:color w:val="0F2A4A"/>
           <w:sz w:val="21"/>
         </w:rPr>
-        <w:t>关联 87 篇知识库整改模板</w:t>
+        <w:t>from the 87-document ISO/IEC 17025 knowledge base.</w:t>
       </w:r>
     </w:p>
     <w:p>
       <w:pPr>
         <w:pStyle w:val="ListBullet"/>
-        <w:spacing w:after="40"/>
+        <w:spacing w:after="60"/>
       </w:pPr>
       <w:r>
         <w:rPr>
-          <w:rFonts w:ascii="Calibri" w:hAnsi="Calibri" w:eastAsia="Microsoft YaHei"/>
+          <w:rFonts w:ascii="Calibri" w:hAnsi="Calibri" w:eastAsia="Calibri"/>
           <w:color w:val="5B6B7F"/>
           <w:sz w:val="21"/>
         </w:rPr>
-        <w:t xml:space="preserve">Exportable, watermark-free Word (.docx) —   </w:t>
+        <w:t xml:space="preserve">Exportable, watermark-free Word (.docx) — </w:t>
       </w:r>
       <w:r>
         <w:rPr>
-          <w:rFonts w:ascii="Calibri" w:hAnsi="Calibri" w:eastAsia="Microsoft YaHei"/>
+          <w:rFonts w:ascii="Calibri" w:hAnsi="Calibri" w:eastAsia="Calibri"/>
+          <w:b/>
           <w:color w:val="0F2A4A"/>
           <w:sz w:val="21"/>
         </w:rPr>
-        <w:t>可导出、去水印 Word</w:t>
-      </w:r>
-    </w:p>
-    <w:p>
-      <w:r>
-        <w:rPr>
-          <w:rFonts w:ascii="Calibri" w:hAnsi="Calibri" w:eastAsia="Microsoft YaHei"/>
-          <w:b/>
-          <w:color w:val="1F6FEB"/>
-          <w:sz w:val="23"/>
-        </w:rPr>
-        <w:t>Unlock  /  解锁</w:t>
+        <w:t>ready for your quality file.</w:t>
       </w:r>
     </w:p>
     <w:p>
       <w:pPr>
-        <w:spacing w:after="80"/>
+        <w:spacing w:after="100" w:line="269" w:lineRule="auto"/>
       </w:pPr>
       <w:r>
         <w:rPr>
-          <w:rFonts w:ascii="Calibri" w:hAnsi="Calibri" w:eastAsia="Microsoft YaHei"/>
+          <w:rFonts w:ascii="Calibri" w:hAnsi="Calibri" w:eastAsia="Calibri"/>
           <w:b w:val="0"/>
+          <w:i/>
           <w:color w:val="5B6B7F"/>
           <w:sz w:val="20"/>
         </w:rPr>
         <w:t>Free users see the generic screen interpretation. Unlock the context-aware review and export at labkitpro.com.</w:t>
       </w:r>
-      <w:r>
-        <w:rPr>
-          <w:rFonts w:ascii="Calibri" w:hAnsi="Calibri" w:eastAsia="Microsoft YaHei"/>
-          <w:b w:val="0"/>
-          <w:color w:val="5B6B7F"/>
-          <w:sz w:val="20"/>
-        </w:rPr>
-        <w:t xml:space="preserve">  免费用户看到通用初筛解读。解锁结合上下文的专属审查与导出：labkitpro.com。</w:t>
-      </w:r>
     </w:p>
     <w:sectPr>
-      <w:footerReference w:type="default" r:id="rId9"/>
+      <w:headerReference w:type="default" r:id="rId9"/>
+      <w:footerReference w:type="default" r:id="rId10"/>
       <w:pgSz w:w="12240" w:h="15840"/>
-      <w:pgMar w:top="1152" w:right="1296" w:bottom="1152" w:left="1296" w:header="720" w:footer="720" w:gutter="0"/>
+      <w:pgMar w:top="1224" w:right="1296" w:bottom="1152" w:left="1296" w:header="720" w:footer="720" w:gutter="0"/>
       <w:cols w:space="720"/>
       <w:docGrid w:linePitch="360"/>
     </w:sectPr>
@@ -593,17 +1135,17 @@
     </w:pPr>
     <w:r>
       <w:rPr>
-        <w:rFonts w:ascii="Calibri" w:hAnsi="Calibri" w:eastAsia="Microsoft YaHei"/>
+        <w:rFonts w:ascii="Calibri" w:hAnsi="Calibri" w:eastAsia="Calibri"/>
         <w:color w:val="94A3B8"/>
-        <w:sz w:val="18"/>
-      </w:rPr>
-      <w:t xml:space="preserve">LabKitPro · Generic demo sample · Not a full deliverable    |    Page </w:t>
+        <w:sz w:val="17"/>
+      </w:rPr>
+      <w:t xml:space="preserve">LabKitPro  ·  ISO/IEC 17025:2017 toolkit  ·  labkitpro.com        Page </w:t>
     </w:r>
     <w:r>
       <w:rPr>
-        <w:rFonts w:ascii="Calibri" w:hAnsi="Calibri" w:eastAsia="Microsoft YaHei"/>
+        <w:rFonts w:ascii="Calibri" w:hAnsi="Calibri" w:eastAsia="Calibri"/>
         <w:color w:val="94A3B8"/>
-        <w:sz w:val="18"/>
+        <w:sz w:val="17"/>
       </w:rPr>
       <w:fldChar w:fldCharType="begin"/>
       <w:instrText xml:space="preserve">PAGE</w:instrText>
@@ -611,6 +1153,26 @@
     </w:r>
   </w:p>
 </w:ftr>
+</file>
+
+<file path=word/header1.xml><?xml version="1.0" encoding="utf-8"?>
+<w:hdr xmlns:m="http://schemas.openxmlformats.org/officeDocument/2006/math" xmlns:mc="http://schemas.openxmlformats.org/markup-compatibility/2006" xmlns:mo="http://schemas.microsoft.com/office/mac/office/2008/main" xmlns:mv="urn:schemas-microsoft-com:mac:vml" xmlns:o="urn:schemas-microsoft-com:office:office" xmlns:r="http://schemas.openxmlformats.org/officeDocument/2006/relationships" xmlns:v="urn:schemas-microsoft-com:vml" xmlns:w10="urn:schemas-microsoft-com:office:word" xmlns:w14="http://schemas.microsoft.com/office/word/2010/wordml" xmlns:w="http://schemas.openxmlformats.org/wordprocessingml/2006/main" xmlns:wne="http://schemas.microsoft.com/office/word/2006/wordml" xmlns:wp14="http://schemas.microsoft.com/office/word/2010/wordprocessingDrawing" xmlns:wp="http://schemas.openxmlformats.org/drawingml/2006/wordprocessingDrawing" xmlns:wpc="http://schemas.microsoft.com/office/word/2010/wordprocessingCanvas" xmlns:wpg="http://schemas.microsoft.com/office/word/2010/wordprocessingGroup" xmlns:wpi="http://schemas.microsoft.com/office/word/2010/wordprocessingInk" xmlns:wps="http://schemas.microsoft.com/office/word/2010/wordprocessingShape" mc:Ignorable="w14 wp14">
+  <w:p>
+    <w:pPr>
+      <w:pStyle w:val="Header"/>
+      <w:jc w:val="right"/>
+    </w:pPr>
+    <w:r>
+      <w:rPr>
+        <w:rFonts w:ascii="Calibri" w:hAnsi="Calibri" w:eastAsia="Calibri"/>
+        <w:b/>
+        <w:color w:val="94A3B8"/>
+        <w:sz w:val="16"/>
+      </w:rPr>
+      <w:t>DEMO SAMPLE  ·  NOT A FULL DELIVERABLE</w:t>
+    </w:r>
+  </w:p>
+</w:hdr>
 </file>
 
 <file path=word/numbering.xml><?xml version="1.0" encoding="utf-8"?>
@@ -976,6 +1538,9 @@
     <w:name w:val="Normal"/>
     <w:qFormat/>
     <w:rsid w:val="00FC693F"/>
+    <w:pPr>
+      <w:spacing w:after="100"/>
+    </w:pPr>
     <w:rPr>
       <w:rFonts w:ascii="Calibri" w:hAnsi="Calibri"/>
       <w:sz w:val="21"/>

--- a/samples/review-sample.docx
+++ b/samples/review-sample.docx
@@ -80,7 +80,7 @@
           <w:color w:val="B45309"/>
           <w:sz w:val="19"/>
         </w:rPr>
-        <w:t>A generic sample showing the structure of a LabKitPro Compliance Review. The paid full version is built from your self-assessment ratings and your country / body / industry context.</w:t>
+        <w:t>A generic sample showing the structure and depth of a LabKitPro Compliance Review. The paid full version is built from your own self-assessment ratings plus your country / body / industry context, and adds the corrective-action guidance and linked remediation documents.</w:t>
       </w:r>
     </w:p>
     <w:p>
@@ -112,7 +112,7 @@
           <w:color w:val="14202E"/>
           <w:sz w:val="21"/>
         </w:rPr>
-        <w:t>Clause-by-clause self-assessment against the FR-25 internal-audit checklist (119 items) of ISO/IEC 17025:2017, producing a gap and corrective-action list mapped to the laboratory’s own documents.</w:t>
+        <w:t>Clause-by-clause self-assessment against the FR-25 internal-audit checklist (119 items) of ISO/IEC 17025:2017, producing a conformity rate per clause section, the weakest clause, and a gap and corrective-action list mapped to the laboratory’s own documents. A screen of an uploaded document reports only which audit points the document mentions — it is a coverage screen, not a compliance judgement.</w:t>
       </w:r>
     </w:p>
     <w:p>
@@ -140,15 +140,16 @@
         <w:tblLook w:firstColumn="1" w:firstRow="1" w:lastColumn="0" w:lastRow="0" w:noHBand="0" w:noVBand="1" w:val="04A0"/>
       </w:tblPr>
       <w:tblGrid>
-        <w:gridCol w:w="2412"/>
-        <w:gridCol w:w="2412"/>
-        <w:gridCol w:w="2412"/>
-        <w:gridCol w:w="2412"/>
+        <w:gridCol w:w="1930"/>
+        <w:gridCol w:w="1930"/>
+        <w:gridCol w:w="1930"/>
+        <w:gridCol w:w="1930"/>
+        <w:gridCol w:w="1930"/>
       </w:tblGrid>
       <w:tr>
         <w:tc>
           <w:tcPr>
-            <w:tcW w:type="dxa" w:w="2448"/>
+            <w:tcW w:type="dxa" w:w="1800"/>
             <w:shd w:val="clear" w:color="auto" w:fill="0F2A4A"/>
           </w:tcPr>
           <w:p>
@@ -169,7 +170,7 @@
         </w:tc>
         <w:tc>
           <w:tcPr>
-            <w:tcW w:type="dxa" w:w="1296"/>
+            <w:tcW w:type="dxa" w:w="864"/>
             <w:shd w:val="clear" w:color="auto" w:fill="0F2A4A"/>
           </w:tcPr>
           <w:p>
@@ -190,7 +191,7 @@
         </w:tc>
         <w:tc>
           <w:tcPr>
-            <w:tcW w:type="dxa" w:w="1728"/>
+            <w:tcW w:type="dxa" w:w="1296"/>
             <w:shd w:val="clear" w:color="auto" w:fill="0F2A4A"/>
           </w:tcPr>
           <w:p>
@@ -211,7 +212,7 @@
         </w:tc>
         <w:tc>
           <w:tcPr>
-            <w:tcW w:type="dxa" w:w="1728"/>
+            <w:tcW w:type="dxa" w:w="1296"/>
             <w:shd w:val="clear" w:color="auto" w:fill="0F2A4A"/>
           </w:tcPr>
           <w:p>
@@ -230,11 +231,32 @@
             </w:r>
           </w:p>
         </w:tc>
+        <w:tc>
+          <w:tcPr>
+            <w:tcW w:type="dxa" w:w="3312"/>
+            <w:shd w:val="clear" w:color="auto" w:fill="0F2A4A"/>
+          </w:tcPr>
+          <w:p>
+            <w:pPr>
+              <w:spacing w:after="0"/>
+            </w:pPr>
+            <w:r/>
+            <w:r>
+              <w:rPr>
+                <w:rFonts w:ascii="Calibri" w:hAnsi="Calibri" w:eastAsia="Calibri"/>
+                <w:b/>
+                <w:color w:val="FFFFFF"/>
+                <w:sz w:val="18"/>
+              </w:rPr>
+              <w:t>Weakest point</w:t>
+            </w:r>
+          </w:p>
+        </w:tc>
       </w:tr>
       <w:tr>
         <w:tc>
           <w:tcPr>
-            <w:tcW w:type="dxa" w:w="2448"/>
+            <w:tcW w:type="dxa" w:w="1800"/>
           </w:tcPr>
           <w:p>
             <w:pPr>
@@ -253,7 +275,7 @@
         </w:tc>
         <w:tc>
           <w:tcPr>
-            <w:tcW w:type="dxa" w:w="1296"/>
+            <w:tcW w:type="dxa" w:w="864"/>
           </w:tcPr>
           <w:p>
             <w:pPr>
@@ -272,7 +294,7 @@
         </w:tc>
         <w:tc>
           <w:tcPr>
-            <w:tcW w:type="dxa" w:w="1728"/>
+            <w:tcW w:type="dxa" w:w="1296"/>
           </w:tcPr>
           <w:p>
             <w:pPr>
@@ -291,7 +313,7 @@
         </w:tc>
         <w:tc>
           <w:tcPr>
-            <w:tcW w:type="dxa" w:w="1728"/>
+            <w:tcW w:type="dxa" w:w="1296"/>
           </w:tcPr>
           <w:p>
             <w:pPr>
@@ -308,11 +330,30 @@
             </w:r>
           </w:p>
         </w:tc>
+        <w:tc>
+          <w:tcPr>
+            <w:tcW w:type="dxa" w:w="3312"/>
+          </w:tcPr>
+          <w:p>
+            <w:pPr>
+              <w:spacing w:after="0"/>
+            </w:pPr>
+            <w:r/>
+            <w:r>
+              <w:rPr>
+                <w:rFonts w:ascii="Calibri" w:hAnsi="Calibri" w:eastAsia="Calibri"/>
+                <w:color w:val="14202E"/>
+                <w:sz w:val="18"/>
+              </w:rPr>
+              <w:t>Impartiality commitment re-dating</w:t>
+            </w:r>
+          </w:p>
+        </w:tc>
       </w:tr>
       <w:tr>
         <w:tc>
           <w:tcPr>
-            <w:tcW w:type="dxa" w:w="2448"/>
+            <w:tcW w:type="dxa" w:w="1800"/>
             <w:shd w:val="clear" w:color="auto" w:fill="F3F7FC"/>
           </w:tcPr>
           <w:p>
@@ -332,7 +373,7 @@
         </w:tc>
         <w:tc>
           <w:tcPr>
-            <w:tcW w:type="dxa" w:w="1296"/>
+            <w:tcW w:type="dxa" w:w="864"/>
             <w:shd w:val="clear" w:color="auto" w:fill="F3F7FC"/>
           </w:tcPr>
           <w:p>
@@ -352,7 +393,7 @@
         </w:tc>
         <w:tc>
           <w:tcPr>
-            <w:tcW w:type="dxa" w:w="1728"/>
+            <w:tcW w:type="dxa" w:w="1296"/>
             <w:shd w:val="clear" w:color="auto" w:fill="F3F7FC"/>
           </w:tcPr>
           <w:p>
@@ -372,7 +413,7 @@
         </w:tc>
         <w:tc>
           <w:tcPr>
-            <w:tcW w:type="dxa" w:w="1728"/>
+            <w:tcW w:type="dxa" w:w="1296"/>
             <w:shd w:val="clear" w:color="auto" w:fill="F3F7FC"/>
           </w:tcPr>
           <w:p>
@@ -390,11 +431,31 @@
             </w:r>
           </w:p>
         </w:tc>
+        <w:tc>
+          <w:tcPr>
+            <w:tcW w:type="dxa" w:w="3312"/>
+            <w:shd w:val="clear" w:color="auto" w:fill="F3F7FC"/>
+          </w:tcPr>
+          <w:p>
+            <w:pPr>
+              <w:spacing w:after="0"/>
+            </w:pPr>
+            <w:r/>
+            <w:r>
+              <w:rPr>
+                <w:rFonts w:ascii="Calibri" w:hAnsi="Calibri" w:eastAsia="Calibri"/>
+                <w:color w:val="14202E"/>
+                <w:sz w:val="18"/>
+              </w:rPr>
+              <w:t>Responsibility matrix completeness</w:t>
+            </w:r>
+          </w:p>
+        </w:tc>
       </w:tr>
       <w:tr>
         <w:tc>
           <w:tcPr>
-            <w:tcW w:type="dxa" w:w="2448"/>
+            <w:tcW w:type="dxa" w:w="1800"/>
           </w:tcPr>
           <w:p>
             <w:pPr>
@@ -413,7 +474,7 @@
         </w:tc>
         <w:tc>
           <w:tcPr>
-            <w:tcW w:type="dxa" w:w="1296"/>
+            <w:tcW w:type="dxa" w:w="864"/>
           </w:tcPr>
           <w:p>
             <w:pPr>
@@ -432,7 +493,7 @@
         </w:tc>
         <w:tc>
           <w:tcPr>
-            <w:tcW w:type="dxa" w:w="1728"/>
+            <w:tcW w:type="dxa" w:w="1296"/>
           </w:tcPr>
           <w:p>
             <w:pPr>
@@ -451,7 +512,7 @@
         </w:tc>
         <w:tc>
           <w:tcPr>
-            <w:tcW w:type="dxa" w:w="1728"/>
+            <w:tcW w:type="dxa" w:w="1296"/>
           </w:tcPr>
           <w:p>
             <w:pPr>
@@ -468,11 +529,30 @@
             </w:r>
           </w:p>
         </w:tc>
+        <w:tc>
+          <w:tcPr>
+            <w:tcW w:type="dxa" w:w="3312"/>
+          </w:tcPr>
+          <w:p>
+            <w:pPr>
+              <w:spacing w:after="0"/>
+            </w:pPr>
+            <w:r/>
+            <w:r>
+              <w:rPr>
+                <w:rFonts w:ascii="Calibri" w:hAnsi="Calibri" w:eastAsia="Calibri"/>
+                <w:color w:val="14202E"/>
+                <w:sz w:val="18"/>
+              </w:rPr>
+              <w:t>Competence monitoring</w:t>
+            </w:r>
+          </w:p>
+        </w:tc>
       </w:tr>
       <w:tr>
         <w:tc>
           <w:tcPr>
-            <w:tcW w:type="dxa" w:w="2448"/>
+            <w:tcW w:type="dxa" w:w="1800"/>
             <w:shd w:val="clear" w:color="auto" w:fill="F3F7FC"/>
           </w:tcPr>
           <w:p>
@@ -492,7 +572,7 @@
         </w:tc>
         <w:tc>
           <w:tcPr>
-            <w:tcW w:type="dxa" w:w="1296"/>
+            <w:tcW w:type="dxa" w:w="864"/>
             <w:shd w:val="clear" w:color="auto" w:fill="F3F7FC"/>
           </w:tcPr>
           <w:p>
@@ -512,7 +592,7 @@
         </w:tc>
         <w:tc>
           <w:tcPr>
-            <w:tcW w:type="dxa" w:w="1728"/>
+            <w:tcW w:type="dxa" w:w="1296"/>
             <w:shd w:val="clear" w:color="auto" w:fill="F3F7FC"/>
           </w:tcPr>
           <w:p>
@@ -532,7 +612,7 @@
         </w:tc>
         <w:tc>
           <w:tcPr>
-            <w:tcW w:type="dxa" w:w="1728"/>
+            <w:tcW w:type="dxa" w:w="1296"/>
             <w:shd w:val="clear" w:color="auto" w:fill="F3F7FC"/>
           </w:tcPr>
           <w:p>
@@ -550,11 +630,31 @@
             </w:r>
           </w:p>
         </w:tc>
+        <w:tc>
+          <w:tcPr>
+            <w:tcW w:type="dxa" w:w="3312"/>
+            <w:shd w:val="clear" w:color="auto" w:fill="F3F7FC"/>
+          </w:tcPr>
+          <w:p>
+            <w:pPr>
+              <w:spacing w:after="0"/>
+            </w:pPr>
+            <w:r/>
+            <w:r>
+              <w:rPr>
+                <w:rFonts w:ascii="Calibri" w:hAnsi="Calibri" w:eastAsia="Calibri"/>
+                <w:color w:val="14202E"/>
+                <w:sz w:val="18"/>
+              </w:rPr>
+              <w:t>Method validation evidence</w:t>
+            </w:r>
+          </w:p>
+        </w:tc>
       </w:tr>
       <w:tr>
         <w:tc>
           <w:tcPr>
-            <w:tcW w:type="dxa" w:w="2448"/>
+            <w:tcW w:type="dxa" w:w="1800"/>
           </w:tcPr>
           <w:p>
             <w:pPr>
@@ -573,7 +673,7 @@
         </w:tc>
         <w:tc>
           <w:tcPr>
-            <w:tcW w:type="dxa" w:w="1296"/>
+            <w:tcW w:type="dxa" w:w="864"/>
           </w:tcPr>
           <w:p>
             <w:pPr>
@@ -592,7 +692,7 @@
         </w:tc>
         <w:tc>
           <w:tcPr>
-            <w:tcW w:type="dxa" w:w="1728"/>
+            <w:tcW w:type="dxa" w:w="1296"/>
           </w:tcPr>
           <w:p>
             <w:pPr>
@@ -611,7 +711,7 @@
         </w:tc>
         <w:tc>
           <w:tcPr>
-            <w:tcW w:type="dxa" w:w="1728"/>
+            <w:tcW w:type="dxa" w:w="1296"/>
           </w:tcPr>
           <w:p>
             <w:pPr>
@@ -625,6 +725,25 @@
                 <w:sz w:val="18"/>
               </w:rPr>
               <w:t>69%</w:t>
+            </w:r>
+          </w:p>
+        </w:tc>
+        <w:tc>
+          <w:tcPr>
+            <w:tcW w:type="dxa" w:w="3312"/>
+          </w:tcPr>
+          <w:p>
+            <w:pPr>
+              <w:spacing w:after="0"/>
+            </w:pPr>
+            <w:r/>
+            <w:r>
+              <w:rPr>
+                <w:rFonts w:ascii="Calibri" w:hAnsi="Calibri" w:eastAsia="Calibri"/>
+                <w:color w:val="14202E"/>
+                <w:sz w:val="18"/>
+              </w:rPr>
+              <w:t>Internal-audit trail</w:t>
             </w:r>
           </w:p>
         </w:tc>
@@ -655,14 +774,15 @@
         <w:tblLook w:firstColumn="1" w:firstRow="1" w:lastColumn="0" w:lastRow="0" w:noHBand="0" w:noVBand="1" w:val="04A0"/>
       </w:tblPr>
       <w:tblGrid>
-        <w:gridCol w:w="3216"/>
-        <w:gridCol w:w="3216"/>
-        <w:gridCol w:w="3216"/>
+        <w:gridCol w:w="2412"/>
+        <w:gridCol w:w="2412"/>
+        <w:gridCol w:w="2412"/>
+        <w:gridCol w:w="2412"/>
       </w:tblGrid>
       <w:tr>
         <w:tc>
           <w:tcPr>
-            <w:tcW w:type="dxa" w:w="1152"/>
+            <w:tcW w:type="dxa" w:w="936"/>
             <w:shd w:val="clear" w:color="auto" w:fill="0F2A4A"/>
           </w:tcPr>
           <w:p>
@@ -683,7 +803,7 @@
         </w:tc>
         <w:tc>
           <w:tcPr>
-            <w:tcW w:type="dxa" w:w="4032"/>
+            <w:tcW w:type="dxa" w:w="3240"/>
             <w:shd w:val="clear" w:color="auto" w:fill="0F2A4A"/>
           </w:tcPr>
           <w:p>
@@ -704,7 +824,7 @@
         </w:tc>
         <w:tc>
           <w:tcPr>
-            <w:tcW w:type="dxa" w:w="3456"/>
+            <w:tcW w:type="dxa" w:w="2304"/>
             <w:shd w:val="clear" w:color="auto" w:fill="0F2A4A"/>
           </w:tcPr>
           <w:p>
@@ -723,11 +843,32 @@
             </w:r>
           </w:p>
         </w:tc>
+        <w:tc>
+          <w:tcPr>
+            <w:tcW w:type="dxa" w:w="2448"/>
+            <w:shd w:val="clear" w:color="auto" w:fill="0F2A4A"/>
+          </w:tcPr>
+          <w:p>
+            <w:pPr>
+              <w:spacing w:after="0"/>
+            </w:pPr>
+            <w:r/>
+            <w:r>
+              <w:rPr>
+                <w:rFonts w:ascii="Calibri" w:hAnsi="Calibri" w:eastAsia="Calibri"/>
+                <w:b/>
+                <w:color w:val="FFFFFF"/>
+                <w:sz w:val="18"/>
+              </w:rPr>
+              <w:t>Corrective-action hint</w:t>
+            </w:r>
+          </w:p>
+        </w:tc>
       </w:tr>
       <w:tr>
         <w:tc>
           <w:tcPr>
-            <w:tcW w:type="dxa" w:w="1152"/>
+            <w:tcW w:type="dxa" w:w="936"/>
           </w:tcPr>
           <w:p>
             <w:pPr>
@@ -746,7 +887,7 @@
         </w:tc>
         <w:tc>
           <w:tcPr>
-            <w:tcW w:type="dxa" w:w="4032"/>
+            <w:tcW w:type="dxa" w:w="3240"/>
           </w:tcPr>
           <w:p>
             <w:pPr>
@@ -759,13 +900,13 @@
                 <w:color w:val="14202E"/>
                 <w:sz w:val="18"/>
               </w:rPr>
-              <w:t>Personnel competence records incomplete</w:t>
+              <w:t>Personnel competence records incomplete for two analysts</w:t>
             </w:r>
           </w:p>
         </w:tc>
         <w:tc>
           <w:tcPr>
-            <w:tcW w:type="dxa" w:w="3456"/>
+            <w:tcW w:type="dxa" w:w="2304"/>
           </w:tcPr>
           <w:p>
             <w:pPr>
@@ -782,11 +923,30 @@
             </w:r>
           </w:p>
         </w:tc>
+        <w:tc>
+          <w:tcPr>
+            <w:tcW w:type="dxa" w:w="2448"/>
+          </w:tcPr>
+          <w:p>
+            <w:pPr>
+              <w:spacing w:after="0"/>
+            </w:pPr>
+            <w:r/>
+            <w:r>
+              <w:rPr>
+                <w:rFonts w:ascii="Calibri" w:hAnsi="Calibri" w:eastAsia="Calibri"/>
+                <w:color w:val="14202E"/>
+                <w:sz w:val="18"/>
+              </w:rPr>
+              <w:t>Complete records; re-authorise on the record</w:t>
+            </w:r>
+          </w:p>
+        </w:tc>
       </w:tr>
       <w:tr>
         <w:tc>
           <w:tcPr>
-            <w:tcW w:type="dxa" w:w="1152"/>
+            <w:tcW w:type="dxa" w:w="936"/>
             <w:shd w:val="clear" w:color="auto" w:fill="F3F7FC"/>
           </w:tcPr>
           <w:p>
@@ -806,7 +966,7 @@
         </w:tc>
         <w:tc>
           <w:tcPr>
-            <w:tcW w:type="dxa" w:w="4032"/>
+            <w:tcW w:type="dxa" w:w="3240"/>
             <w:shd w:val="clear" w:color="auto" w:fill="F3F7FC"/>
           </w:tcPr>
           <w:p>
@@ -820,13 +980,13 @@
                 <w:color w:val="14202E"/>
                 <w:sz w:val="18"/>
               </w:rPr>
-              <w:t>Method validation evidence thin</w:t>
+              <w:t>Method validation evidence thin for two scope methods</w:t>
             </w:r>
           </w:p>
         </w:tc>
         <w:tc>
           <w:tcPr>
-            <w:tcW w:type="dxa" w:w="3456"/>
+            <w:tcW w:type="dxa" w:w="2304"/>
             <w:shd w:val="clear" w:color="auto" w:fill="F3F7FC"/>
           </w:tcPr>
           <w:p>
@@ -840,7 +1000,27 @@
                 <w:color w:val="14202E"/>
                 <w:sz w:val="18"/>
               </w:rPr>
-              <w:t>Validation report per scope method</w:t>
+              <w:t>Validation report per method</w:t>
+            </w:r>
+          </w:p>
+        </w:tc>
+        <w:tc>
+          <w:tcPr>
+            <w:tcW w:type="dxa" w:w="2448"/>
+            <w:shd w:val="clear" w:color="auto" w:fill="F3F7FC"/>
+          </w:tcPr>
+          <w:p>
+            <w:pPr>
+              <w:spacing w:after="0"/>
+            </w:pPr>
+            <w:r/>
+            <w:r>
+              <w:rPr>
+                <w:rFonts w:ascii="Calibri" w:hAnsi="Calibri" w:eastAsia="Calibri"/>
+                <w:color w:val="14202E"/>
+                <w:sz w:val="18"/>
+              </w:rPr>
+              <w:t>Validate against the scope; keep the raw data</w:t>
             </w:r>
           </w:p>
         </w:tc>
@@ -848,7 +1028,7 @@
       <w:tr>
         <w:tc>
           <w:tcPr>
-            <w:tcW w:type="dxa" w:w="1152"/>
+            <w:tcW w:type="dxa" w:w="936"/>
           </w:tcPr>
           <w:p>
             <w:pPr>
@@ -867,7 +1047,7 @@
         </w:tc>
         <w:tc>
           <w:tcPr>
-            <w:tcW w:type="dxa" w:w="4032"/>
+            <w:tcW w:type="dxa" w:w="3240"/>
           </w:tcPr>
           <w:p>
             <w:pPr>
@@ -886,7 +1066,7 @@
         </w:tc>
         <w:tc>
           <w:tcPr>
-            <w:tcW w:type="dxa" w:w="3456"/>
+            <w:tcW w:type="dxa" w:w="2304"/>
           </w:tcPr>
           <w:p>
             <w:pPr>
@@ -903,12 +1083,112 @@
             </w:r>
           </w:p>
         </w:tc>
+        <w:tc>
+          <w:tcPr>
+            <w:tcW w:type="dxa" w:w="2448"/>
+          </w:tcPr>
+          <w:p>
+            <w:pPr>
+              <w:spacing w:after="0"/>
+            </w:pPr>
+            <w:r/>
+            <w:r>
+              <w:rPr>
+                <w:rFonts w:ascii="Calibri" w:hAnsi="Calibri" w:eastAsia="Calibri"/>
+                <w:color w:val="14202E"/>
+                <w:sz w:val="18"/>
+              </w:rPr>
+              <w:t>Define the monitoring plan; act on trends</w:t>
+            </w:r>
+          </w:p>
+        </w:tc>
       </w:tr>
       <w:tr>
         <w:tc>
           <w:tcPr>
-            <w:tcW w:type="dxa" w:w="1152"/>
+            <w:tcW w:type="dxa" w:w="936"/>
             <w:shd w:val="clear" w:color="auto" w:fill="F3F7FC"/>
+          </w:tcPr>
+          <w:p>
+            <w:pPr>
+              <w:spacing w:after="0"/>
+            </w:pPr>
+            <w:r/>
+            <w:r>
+              <w:rPr>
+                <w:rFonts w:ascii="Calibri" w:hAnsi="Calibri" w:eastAsia="Calibri"/>
+                <w:color w:val="14202E"/>
+                <w:sz w:val="18"/>
+              </w:rPr>
+              <w:t>§7.5</w:t>
+            </w:r>
+          </w:p>
+        </w:tc>
+        <w:tc>
+          <w:tcPr>
+            <w:tcW w:type="dxa" w:w="3240"/>
+            <w:shd w:val="clear" w:color="auto" w:fill="F3F7FC"/>
+          </w:tcPr>
+          <w:p>
+            <w:pPr>
+              <w:spacing w:after="0"/>
+            </w:pPr>
+            <w:r/>
+            <w:r>
+              <w:rPr>
+                <w:rFonts w:ascii="Calibri" w:hAnsi="Calibri" w:eastAsia="Calibri"/>
+                <w:color w:val="14202E"/>
+                <w:sz w:val="18"/>
+              </w:rPr>
+              <w:t>Uncertainty budgets exist but are not maintained</w:t>
+            </w:r>
+          </w:p>
+        </w:tc>
+        <w:tc>
+          <w:tcPr>
+            <w:tcW w:type="dxa" w:w="2304"/>
+            <w:shd w:val="clear" w:color="auto" w:fill="F3F7FC"/>
+          </w:tcPr>
+          <w:p>
+            <w:pPr>
+              <w:spacing w:after="0"/>
+            </w:pPr>
+            <w:r/>
+            <w:r>
+              <w:rPr>
+                <w:rFonts w:ascii="Calibri" w:hAnsi="Calibri" w:eastAsia="Calibri"/>
+                <w:color w:val="14202E"/>
+                <w:sz w:val="18"/>
+              </w:rPr>
+              <w:t>Current budget per scope</w:t>
+            </w:r>
+          </w:p>
+        </w:tc>
+        <w:tc>
+          <w:tcPr>
+            <w:tcW w:type="dxa" w:w="2448"/>
+            <w:shd w:val="clear" w:color="auto" w:fill="F3F7FC"/>
+          </w:tcPr>
+          <w:p>
+            <w:pPr>
+              <w:spacing w:after="0"/>
+            </w:pPr>
+            <w:r/>
+            <w:r>
+              <w:rPr>
+                <w:rFonts w:ascii="Calibri" w:hAnsi="Calibri" w:eastAsia="Calibri"/>
+                <w:color w:val="14202E"/>
+                <w:sz w:val="18"/>
+              </w:rPr>
+              <w:t>Refresh budgets; record reviewers</w:t>
+            </w:r>
+          </w:p>
+        </w:tc>
+      </w:tr>
+      <w:tr>
+        <w:tc>
+          <w:tcPr>
+            <w:tcW w:type="dxa" w:w="936"/>
           </w:tcPr>
           <w:p>
             <w:pPr>
@@ -927,8 +1207,7 @@
         </w:tc>
         <w:tc>
           <w:tcPr>
-            <w:tcW w:type="dxa" w:w="4032"/>
-            <w:shd w:val="clear" w:color="auto" w:fill="F3F7FC"/>
+            <w:tcW w:type="dxa" w:w="3240"/>
           </w:tcPr>
           <w:p>
             <w:pPr>
@@ -947,7 +1226,47 @@
         </w:tc>
         <w:tc>
           <w:tcPr>
-            <w:tcW w:type="dxa" w:w="3456"/>
+            <w:tcW w:type="dxa" w:w="2304"/>
+          </w:tcPr>
+          <w:p>
+            <w:pPr>
+              <w:spacing w:after="0"/>
+            </w:pPr>
+            <w:r/>
+            <w:r>
+              <w:rPr>
+                <w:rFonts w:ascii="Calibri" w:hAnsi="Calibri" w:eastAsia="Calibri"/>
+                <w:color w:val="14202E"/>
+                <w:sz w:val="18"/>
+              </w:rPr>
+              <w:t>Audit plan and findings log</w:t>
+            </w:r>
+          </w:p>
+        </w:tc>
+        <w:tc>
+          <w:tcPr>
+            <w:tcW w:type="dxa" w:w="2448"/>
+          </w:tcPr>
+          <w:p>
+            <w:pPr>
+              <w:spacing w:after="0"/>
+            </w:pPr>
+            <w:r/>
+            <w:r>
+              <w:rPr>
+                <w:rFonts w:ascii="Calibri" w:hAnsi="Calibri" w:eastAsia="Calibri"/>
+                <w:color w:val="14202E"/>
+                <w:sz w:val="18"/>
+              </w:rPr>
+              <w:t>Plan, run and log an audit; verify closure</w:t>
+            </w:r>
+          </w:p>
+        </w:tc>
+      </w:tr>
+      <w:tr>
+        <w:tc>
+          <w:tcPr>
+            <w:tcW w:type="dxa" w:w="936"/>
             <w:shd w:val="clear" w:color="auto" w:fill="F3F7FC"/>
           </w:tcPr>
           <w:p>
@@ -961,7 +1280,67 @@
                 <w:color w:val="14202E"/>
                 <w:sz w:val="18"/>
               </w:rPr>
-              <w:t>Audit plan and findings log</w:t>
+              <w:t>§8.9</w:t>
+            </w:r>
+          </w:p>
+        </w:tc>
+        <w:tc>
+          <w:tcPr>
+            <w:tcW w:type="dxa" w:w="3240"/>
+            <w:shd w:val="clear" w:color="auto" w:fill="F3F7FC"/>
+          </w:tcPr>
+          <w:p>
+            <w:pPr>
+              <w:spacing w:after="0"/>
+            </w:pPr>
+            <w:r/>
+            <w:r>
+              <w:rPr>
+                <w:rFonts w:ascii="Calibri" w:hAnsi="Calibri" w:eastAsia="Calibri"/>
+                <w:color w:val="14202E"/>
+                <w:sz w:val="18"/>
+              </w:rPr>
+              <w:t>Management review inputs not fully recorded</w:t>
+            </w:r>
+          </w:p>
+        </w:tc>
+        <w:tc>
+          <w:tcPr>
+            <w:tcW w:type="dxa" w:w="2304"/>
+            <w:shd w:val="clear" w:color="auto" w:fill="F3F7FC"/>
+          </w:tcPr>
+          <w:p>
+            <w:pPr>
+              <w:spacing w:after="0"/>
+            </w:pPr>
+            <w:r/>
+            <w:r>
+              <w:rPr>
+                <w:rFonts w:ascii="Calibri" w:hAnsi="Calibri" w:eastAsia="Calibri"/>
+                <w:color w:val="14202E"/>
+                <w:sz w:val="18"/>
+              </w:rPr>
+              <w:t>Management review record</w:t>
+            </w:r>
+          </w:p>
+        </w:tc>
+        <w:tc>
+          <w:tcPr>
+            <w:tcW w:type="dxa" w:w="2448"/>
+            <w:shd w:val="clear" w:color="auto" w:fill="F3F7FC"/>
+          </w:tcPr>
+          <w:p>
+            <w:pPr>
+              <w:spacing w:after="0"/>
+            </w:pPr>
+            <w:r/>
+            <w:r>
+              <w:rPr>
+                <w:rFonts w:ascii="Calibri" w:hAnsi="Calibri" w:eastAsia="Calibri"/>
+                <w:color w:val="14202E"/>
+                <w:sz w:val="18"/>
+              </w:rPr>
+              <w:t>Use a structured input/output record</w:t>
             </w:r>
           </w:p>
         </w:tc>
@@ -981,7 +1360,94 @@
           <w:color w:val="0F2A4A"/>
           <w:sz w:val="27"/>
         </w:rPr>
-        <w:t>4  What the full deliverable adds</w:t>
+        <w:t>4  How a correction is closed (sample workflow)</w:t>
+      </w:r>
+    </w:p>
+    <w:p>
+      <w:pPr>
+        <w:pStyle w:val="ListNumber"/>
+        <w:spacing w:after="60"/>
+      </w:pPr>
+      <w:r>
+        <w:rPr>
+          <w:rFonts w:ascii="Calibri" w:hAnsi="Calibri" w:eastAsia="Calibri"/>
+          <w:color w:val="14202E"/>
+          <w:sz w:val="21"/>
+        </w:rPr>
+        <w:t>Record the finding against the clause and the evidence inspected.</w:t>
+      </w:r>
+    </w:p>
+    <w:p>
+      <w:pPr>
+        <w:pStyle w:val="ListNumber"/>
+        <w:spacing w:after="60"/>
+      </w:pPr>
+      <w:r>
+        <w:rPr>
+          <w:rFonts w:ascii="Calibri" w:hAnsi="Calibri" w:eastAsia="Calibri"/>
+          <w:color w:val="14202E"/>
+          <w:sz w:val="21"/>
+        </w:rPr>
+        <w:t>Contain the immediate effect (correction) and record it.</w:t>
+      </w:r>
+    </w:p>
+    <w:p>
+      <w:pPr>
+        <w:pStyle w:val="ListNumber"/>
+        <w:spacing w:after="60"/>
+      </w:pPr>
+      <w:r>
+        <w:rPr>
+          <w:rFonts w:ascii="Calibri" w:hAnsi="Calibri" w:eastAsia="Calibri"/>
+          <w:color w:val="14202E"/>
+          <w:sz w:val="21"/>
+        </w:rPr>
+        <w:t>Determine the root cause — why the requirement was not met.</w:t>
+      </w:r>
+    </w:p>
+    <w:p>
+      <w:pPr>
+        <w:pStyle w:val="ListNumber"/>
+        <w:spacing w:after="60"/>
+      </w:pPr>
+      <w:r>
+        <w:rPr>
+          <w:rFonts w:ascii="Calibri" w:hAnsi="Calibri" w:eastAsia="Calibri"/>
+          <w:color w:val="14202E"/>
+          <w:sz w:val="21"/>
+        </w:rPr>
+        <w:t>Define and implement the corrective action, with an owner and a due date.</w:t>
+      </w:r>
+    </w:p>
+    <w:p>
+      <w:pPr>
+        <w:pStyle w:val="ListNumber"/>
+        <w:spacing w:after="60"/>
+      </w:pPr>
+      <w:r>
+        <w:rPr>
+          <w:rFonts w:ascii="Calibri" w:hAnsi="Calibri" w:eastAsia="Calibri"/>
+          <w:color w:val="14202E"/>
+          <w:sz w:val="21"/>
+        </w:rPr>
+        <w:t>Verify effectiveness at a defined interval, and close the record only then.</w:t>
+      </w:r>
+    </w:p>
+    <w:p>
+      <w:pPr>
+        <w:spacing w:before="280" w:after="100"/>
+        <w:pBdr>
+          <w:bottom w:val="single" w:sz="6" w:space="6" w:color="0F2A4A"/>
+        </w:pBdr>
+      </w:pPr>
+      <w:r>
+        <w:rPr>
+          <w:rFonts w:ascii="Calibri" w:hAnsi="Calibri" w:eastAsia="Calibri"/>
+          <w:b/>
+          <w:color w:val="0F2A4A"/>
+          <w:sz w:val="27"/>
+        </w:rPr>
+        <w:t>5  What the full deliverable adds</w:t>
       </w:r>
     </w:p>
     <w:p>
@@ -1073,7 +1539,7 @@
           <w:color w:val="0F2A4A"/>
           <w:sz w:val="21"/>
         </w:rPr>
-        <w:t>from the 87-document ISO/IEC 17025 knowledge base.</w:t>
+        <w:t>from the ISO/IEC 17025 knowledge base.</w:t>
       </w:r>
     </w:p>
     <w:p>
@@ -1101,7 +1567,7 @@
     </w:p>
     <w:p>
       <w:pPr>
-        <w:spacing w:after="100" w:line="269" w:lineRule="auto"/>
+        <w:spacing w:after="80" w:line="269" w:lineRule="auto"/>
       </w:pPr>
       <w:r>
         <w:rPr>
@@ -1109,9 +1575,9 @@
           <w:b w:val="0"/>
           <w:i/>
           <w:color w:val="5B6B7F"/>
-          <w:sz w:val="20"/>
+          <w:sz w:val="19"/>
         </w:rPr>
-        <w:t>Free users see the generic screen interpretation. Unlock the context-aware review and export at labkitpro.com.</w:t>
+        <w:t>This is a generic demonstration sample produced by LabKitPro. It shows structure, wording and evidence logic only — none of your personalization inputs (country, accreditation body, industry, stage, uploaded documents) are applied. The full, tailored and watermark-free deliverable is generated from your context at labkitpro.com.</w:t>
       </w:r>
     </w:p>
     <w:sectPr>
